--- a/docs/任务分配与进度跟踪表.docx
+++ b/docs/任务分配与进度跟踪表.docx
@@ -201,7 +201,7 @@
           <w:b/>
           <w:sz w:val="28"/>
         </w:rPr>
-        <w:t>2 任务分配与进度总表</w:t>
+        <w:t>2 任务分配与进度总表（按周排序）</w:t>
       </w:r>
     </w:p>
     <w:tbl>
@@ -345,6 +345,25 @@
       <w:tr>
         <w:tc>
           <w:tcPr>
+            <w:tcW w:type="dxa" w:w="8640"/>
+            <w:gridSpan w:val="8"/>
+            <w:shd w:val="clear" w:fill="D9D9D9"/>
+          </w:tcPr>
+          <w:p>
+            <w:r>
+              <w:rPr>
+                <w:rFonts w:ascii="黑体" w:hAnsi="黑体" w:eastAsia="黑体"/>
+                <w:b/>
+                <w:sz w:val="24"/>
+              </w:rPr>
+              <w:t>—— 第1周（10.19-10.25） ——</w:t>
+            </w:r>
+          </w:p>
+        </w:tc>
+      </w:tr>
+      <w:tr>
+        <w:tc>
+          <w:tcPr>
             <w:tcW w:type="dxa" w:w="1080"/>
           </w:tcPr>
           <w:p>
@@ -384,7 +403,7 @@
                 <w:b w:val="0"/>
                 <w:sz w:val="24"/>
               </w:rPr>
-              <w:t>成员C（项目经理）</w:t>
+              <w:t>仓库可访问；main/dev分支存在；规范文档在仓库内可查。</w:t>
             </w:r>
           </w:p>
         </w:tc>
@@ -506,7 +525,7 @@
                 <w:b w:val="0"/>
                 <w:sz w:val="24"/>
               </w:rPr>
-              <w:t>成员C牵头，全员</w:t>
+              <w:t>第1次会议纪要归档；范围说明定稿；ER图评审意见闭环。</w:t>
             </w:r>
           </w:p>
         </w:tc>
@@ -628,7 +647,7 @@
                 <w:b w:val="0"/>
                 <w:sz w:val="24"/>
               </w:rPr>
-              <w:t>成员C（项目经理）</w:t>
+              <w:t>范围说明、WBS、RACI、风险登记册、会议纪要初稿完成并通过三人评审。</w:t>
             </w:r>
           </w:p>
         </w:tc>
@@ -750,7 +769,7 @@
                 <w:b w:val="0"/>
                 <w:sz w:val="24"/>
               </w:rPr>
-              <w:t>成员C（项目经理）</w:t>
+              <w:t>Issues与WBS编号一一对应；每人任务明确；进度跟踪表随周会更新。</w:t>
             </w:r>
           </w:p>
         </w:tc>
@@ -842,7 +861,7 @@
                 <w:b w:val="0"/>
                 <w:sz w:val="24"/>
               </w:rPr>
-              <w:t>1.5</w:t>
+              <w:t>2.1</w:t>
             </w:r>
           </w:p>
         </w:tc>
@@ -857,7 +876,7 @@
                 <w:b w:val="0"/>
                 <w:sz w:val="24"/>
               </w:rPr>
-              <w:t>收尾文档（测试计划/用户手册/项目复盘）</w:t>
+              <w:t>ER图设计（用户/角色/仪器/预约实体关系）</w:t>
             </w:r>
           </w:p>
         </w:tc>
@@ -872,7 +891,7 @@
                 <w:b w:val="0"/>
                 <w:sz w:val="24"/>
               </w:rPr>
-              <w:t>成员C（项目经理）</w:t>
+              <w:t>ER图通过评审；实体关系覆盖全部功能点。</w:t>
             </w:r>
           </w:p>
         </w:tc>
@@ -887,7 +906,7 @@
                 <w:b w:val="0"/>
                 <w:sz w:val="24"/>
               </w:rPr>
-              <w:t>#5</w:t>
+              <w:t>#7</w:t>
             </w:r>
           </w:p>
         </w:tc>
@@ -902,7 +921,7 @@
                 <w:b w:val="0"/>
                 <w:sz w:val="24"/>
               </w:rPr>
-              <w:t>第3周（11.02-11.08）</w:t>
+              <w:t>第1周（10.19-10.25）</w:t>
             </w:r>
           </w:p>
         </w:tc>
@@ -917,7 +936,7 @@
                 <w:b w:val="0"/>
                 <w:sz w:val="24"/>
               </w:rPr>
-              <w:t>待开始</w:t>
+              <w:t>已完成</w:t>
             </w:r>
           </w:p>
         </w:tc>
@@ -932,7 +951,7 @@
                 <w:b w:val="0"/>
                 <w:sz w:val="24"/>
               </w:rPr>
-              <w:t>0%</w:t>
+              <w:t>100%</w:t>
             </w:r>
           </w:p>
         </w:tc>
@@ -947,7 +966,270 @@
                 <w:b w:val="0"/>
                 <w:sz w:val="24"/>
               </w:rPr>
-              <w:t>测试计划/用户手册/项目复盘初稿已出，定稿在第2~3周</w:t>
+              <w:t>ER图初稿完成并通过评审</w:t>
+            </w:r>
+          </w:p>
+        </w:tc>
+      </w:tr>
+      <w:tr>
+        <w:tc>
+          <w:tcPr>
+            <w:tcW w:type="dxa" w:w="1080"/>
+          </w:tcPr>
+          <w:p>
+            <w:r>
+              <w:rPr>
+                <w:rFonts w:ascii="Times New Roman" w:hAnsi="Times New Roman" w:eastAsia="宋体"/>
+                <w:b w:val="0"/>
+                <w:sz w:val="24"/>
+              </w:rPr>
+              <w:t>3.1</w:t>
+            </w:r>
+          </w:p>
+        </w:tc>
+        <w:tc>
+          <w:tcPr>
+            <w:tcW w:type="dxa" w:w="1080"/>
+          </w:tcPr>
+          <w:p>
+            <w:r>
+              <w:rPr>
+                <w:rFonts w:ascii="Times New Roman" w:hAnsi="Times New Roman" w:eastAsia="宋体"/>
+                <w:b w:val="0"/>
+                <w:sz w:val="24"/>
+              </w:rPr>
+              <w:t>SpringBoot工程骨架+分层架构</w:t>
+            </w:r>
+          </w:p>
+        </w:tc>
+        <w:tc>
+          <w:tcPr>
+            <w:tcW w:type="dxa" w:w="1080"/>
+          </w:tcPr>
+          <w:p>
+            <w:r>
+              <w:rPr>
+                <w:rFonts w:ascii="Times New Roman" w:hAnsi="Times New Roman" w:eastAsia="宋体"/>
+                <w:b w:val="0"/>
+                <w:sz w:val="24"/>
+              </w:rPr>
+              <w:t>工程可启动；分层清晰；接入数据库成功。</w:t>
+            </w:r>
+          </w:p>
+        </w:tc>
+        <w:tc>
+          <w:tcPr>
+            <w:tcW w:type="dxa" w:w="1080"/>
+          </w:tcPr>
+          <w:p>
+            <w:r>
+              <w:rPr>
+                <w:rFonts w:ascii="Times New Roman" w:hAnsi="Times New Roman" w:eastAsia="宋体"/>
+                <w:b w:val="0"/>
+                <w:sz w:val="24"/>
+              </w:rPr>
+              <w:t>#9</w:t>
+            </w:r>
+          </w:p>
+        </w:tc>
+        <w:tc>
+          <w:tcPr>
+            <w:tcW w:type="dxa" w:w="1080"/>
+          </w:tcPr>
+          <w:p>
+            <w:r>
+              <w:rPr>
+                <w:rFonts w:ascii="Times New Roman" w:hAnsi="Times New Roman" w:eastAsia="宋体"/>
+                <w:b w:val="0"/>
+                <w:sz w:val="24"/>
+              </w:rPr>
+              <w:t>第1周（10.19-10.25）</w:t>
+            </w:r>
+          </w:p>
+        </w:tc>
+        <w:tc>
+          <w:tcPr>
+            <w:tcW w:type="dxa" w:w="1080"/>
+          </w:tcPr>
+          <w:p>
+            <w:r>
+              <w:rPr>
+                <w:rFonts w:ascii="Times New Roman" w:hAnsi="Times New Roman" w:eastAsia="宋体"/>
+                <w:b w:val="0"/>
+                <w:sz w:val="24"/>
+              </w:rPr>
+              <w:t>进行中</w:t>
+            </w:r>
+          </w:p>
+        </w:tc>
+        <w:tc>
+          <w:tcPr>
+            <w:tcW w:type="dxa" w:w="1080"/>
+          </w:tcPr>
+          <w:p>
+            <w:r>
+              <w:rPr>
+                <w:rFonts w:ascii="Times New Roman" w:hAnsi="Times New Roman" w:eastAsia="宋体"/>
+                <w:b w:val="0"/>
+                <w:sz w:val="24"/>
+              </w:rPr>
+              <w:t>50%</w:t>
+            </w:r>
+          </w:p>
+        </w:tc>
+        <w:tc>
+          <w:tcPr>
+            <w:tcW w:type="dxa" w:w="1080"/>
+          </w:tcPr>
+          <w:p>
+            <w:r>
+              <w:rPr>
+                <w:rFonts w:ascii="Times New Roman" w:hAnsi="Times New Roman" w:eastAsia="宋体"/>
+                <w:b w:val="0"/>
+                <w:sz w:val="24"/>
+              </w:rPr>
+              <w:t>本地骨架搭建中，尚未推送dev</w:t>
+            </w:r>
+          </w:p>
+        </w:tc>
+      </w:tr>
+      <w:tr>
+        <w:tc>
+          <w:tcPr>
+            <w:tcW w:type="dxa" w:w="1080"/>
+          </w:tcPr>
+          <w:p>
+            <w:r>
+              <w:rPr>
+                <w:rFonts w:ascii="Times New Roman" w:hAnsi="Times New Roman" w:eastAsia="宋体"/>
+                <w:b w:val="0"/>
+                <w:sz w:val="24"/>
+              </w:rPr>
+              <w:t>4.1</w:t>
+            </w:r>
+          </w:p>
+        </w:tc>
+        <w:tc>
+          <w:tcPr>
+            <w:tcW w:type="dxa" w:w="1080"/>
+          </w:tcPr>
+          <w:p>
+            <w:r>
+              <w:rPr>
+                <w:rFonts w:ascii="Times New Roman" w:hAnsi="Times New Roman" w:eastAsia="宋体"/>
+                <w:b w:val="0"/>
+                <w:sz w:val="24"/>
+              </w:rPr>
+              <w:t>Vue工程搭建+Axios封装+页面草图</w:t>
+            </w:r>
+          </w:p>
+        </w:tc>
+        <w:tc>
+          <w:tcPr>
+            <w:tcW w:type="dxa" w:w="1080"/>
+          </w:tcPr>
+          <w:p>
+            <w:r>
+              <w:rPr>
+                <w:rFonts w:ascii="Times New Roman" w:hAnsi="Times New Roman" w:eastAsia="宋体"/>
+                <w:b w:val="0"/>
+                <w:sz w:val="24"/>
+              </w:rPr>
+              <w:t>工程可启动；Axios统一拦截器可用。</w:t>
+            </w:r>
+          </w:p>
+        </w:tc>
+        <w:tc>
+          <w:tcPr>
+            <w:tcW w:type="dxa" w:w="1080"/>
+          </w:tcPr>
+          <w:p>
+            <w:r>
+              <w:rPr>
+                <w:rFonts w:ascii="Times New Roman" w:hAnsi="Times New Roman" w:eastAsia="宋体"/>
+                <w:b w:val="0"/>
+                <w:sz w:val="24"/>
+              </w:rPr>
+              <w:t>#16</w:t>
+            </w:r>
+          </w:p>
+        </w:tc>
+        <w:tc>
+          <w:tcPr>
+            <w:tcW w:type="dxa" w:w="1080"/>
+          </w:tcPr>
+          <w:p>
+            <w:r>
+              <w:rPr>
+                <w:rFonts w:ascii="Times New Roman" w:hAnsi="Times New Roman" w:eastAsia="宋体"/>
+                <w:b w:val="0"/>
+                <w:sz w:val="24"/>
+              </w:rPr>
+              <w:t>第1周（10.19-10.25）</w:t>
+            </w:r>
+          </w:p>
+        </w:tc>
+        <w:tc>
+          <w:tcPr>
+            <w:tcW w:type="dxa" w:w="1080"/>
+          </w:tcPr>
+          <w:p>
+            <w:r>
+              <w:rPr>
+                <w:rFonts w:ascii="Times New Roman" w:hAnsi="Times New Roman" w:eastAsia="宋体"/>
+                <w:b w:val="0"/>
+                <w:sz w:val="24"/>
+              </w:rPr>
+              <w:t>进行中</w:t>
+            </w:r>
+          </w:p>
+        </w:tc>
+        <w:tc>
+          <w:tcPr>
+            <w:tcW w:type="dxa" w:w="1080"/>
+          </w:tcPr>
+          <w:p>
+            <w:r>
+              <w:rPr>
+                <w:rFonts w:ascii="Times New Roman" w:hAnsi="Times New Roman" w:eastAsia="宋体"/>
+                <w:b w:val="0"/>
+                <w:sz w:val="24"/>
+              </w:rPr>
+              <w:t>50%</w:t>
+            </w:r>
+          </w:p>
+        </w:tc>
+        <w:tc>
+          <w:tcPr>
+            <w:tcW w:type="dxa" w:w="1080"/>
+          </w:tcPr>
+          <w:p>
+            <w:r>
+              <w:rPr>
+                <w:rFonts w:ascii="Times New Roman" w:hAnsi="Times New Roman" w:eastAsia="宋体"/>
+                <w:b w:val="0"/>
+                <w:sz w:val="24"/>
+              </w:rPr>
+              <w:t>本地Vue工程搭建中，尚未推送dev</w:t>
+            </w:r>
+          </w:p>
+        </w:tc>
+      </w:tr>
+      <w:tr>
+        <w:tc>
+          <w:tcPr>
+            <w:tcW w:type="dxa" w:w="8640"/>
+            <w:gridSpan w:val="8"/>
+            <w:shd w:val="clear" w:fill="D9D9D9"/>
+          </w:tcPr>
+          <w:p>
+            <w:r>
+              <w:rPr>
+                <w:rFonts w:ascii="黑体" w:hAnsi="黑体" w:eastAsia="黑体"/>
+                <w:b/>
+                <w:sz w:val="24"/>
+              </w:rPr>
+              <w:t>—— 第2周（10.26-11.01） ——</w:t>
             </w:r>
           </w:p>
         </w:tc>
@@ -994,7 +1276,7 @@
                 <w:b w:val="0"/>
                 <w:sz w:val="24"/>
               </w:rPr>
-              <w:t>成员C（项目经理）</w:t>
+              <w:t>评审记录表有内容；冲突记录含文件/原因/解决方式。</w:t>
             </w:r>
           </w:p>
         </w:tc>
@@ -1086,128 +1368,6 @@
                 <w:b w:val="0"/>
                 <w:sz w:val="24"/>
               </w:rPr>
-              <w:t>2.1</w:t>
-            </w:r>
-          </w:p>
-        </w:tc>
-        <w:tc>
-          <w:tcPr>
-            <w:tcW w:type="dxa" w:w="1080"/>
-          </w:tcPr>
-          <w:p>
-            <w:r>
-              <w:rPr>
-                <w:rFonts w:ascii="Times New Roman" w:hAnsi="Times New Roman" w:eastAsia="宋体"/>
-                <w:b w:val="0"/>
-                <w:sz w:val="24"/>
-              </w:rPr>
-              <w:t>ER图设计（用户/角色/仪器/预约实体关系）</w:t>
-            </w:r>
-          </w:p>
-        </w:tc>
-        <w:tc>
-          <w:tcPr>
-            <w:tcW w:type="dxa" w:w="1080"/>
-          </w:tcPr>
-          <w:p>
-            <w:r>
-              <w:rPr>
-                <w:rFonts w:ascii="Times New Roman" w:hAnsi="Times New Roman" w:eastAsia="宋体"/>
-                <w:b w:val="0"/>
-                <w:sz w:val="24"/>
-              </w:rPr>
-              <w:t>成员A（后端&amp;数据）</w:t>
-            </w:r>
-          </w:p>
-        </w:tc>
-        <w:tc>
-          <w:tcPr>
-            <w:tcW w:type="dxa" w:w="1080"/>
-          </w:tcPr>
-          <w:p>
-            <w:r>
-              <w:rPr>
-                <w:rFonts w:ascii="Times New Roman" w:hAnsi="Times New Roman" w:eastAsia="宋体"/>
-                <w:b w:val="0"/>
-                <w:sz w:val="24"/>
-              </w:rPr>
-              <w:t>#7</w:t>
-            </w:r>
-          </w:p>
-        </w:tc>
-        <w:tc>
-          <w:tcPr>
-            <w:tcW w:type="dxa" w:w="1080"/>
-          </w:tcPr>
-          <w:p>
-            <w:r>
-              <w:rPr>
-                <w:rFonts w:ascii="Times New Roman" w:hAnsi="Times New Roman" w:eastAsia="宋体"/>
-                <w:b w:val="0"/>
-                <w:sz w:val="24"/>
-              </w:rPr>
-              <w:t>第1周（10.19-10.25）</w:t>
-            </w:r>
-          </w:p>
-        </w:tc>
-        <w:tc>
-          <w:tcPr>
-            <w:tcW w:type="dxa" w:w="1080"/>
-          </w:tcPr>
-          <w:p>
-            <w:r>
-              <w:rPr>
-                <w:rFonts w:ascii="Times New Roman" w:hAnsi="Times New Roman" w:eastAsia="宋体"/>
-                <w:b w:val="0"/>
-                <w:sz w:val="24"/>
-              </w:rPr>
-              <w:t>已完成</w:t>
-            </w:r>
-          </w:p>
-        </w:tc>
-        <w:tc>
-          <w:tcPr>
-            <w:tcW w:type="dxa" w:w="1080"/>
-          </w:tcPr>
-          <w:p>
-            <w:r>
-              <w:rPr>
-                <w:rFonts w:ascii="Times New Roman" w:hAnsi="Times New Roman" w:eastAsia="宋体"/>
-                <w:b w:val="0"/>
-                <w:sz w:val="24"/>
-              </w:rPr>
-              <w:t>100%</w:t>
-            </w:r>
-          </w:p>
-        </w:tc>
-        <w:tc>
-          <w:tcPr>
-            <w:tcW w:type="dxa" w:w="1080"/>
-          </w:tcPr>
-          <w:p>
-            <w:r>
-              <w:rPr>
-                <w:rFonts w:ascii="Times New Roman" w:hAnsi="Times New Roman" w:eastAsia="宋体"/>
-                <w:b w:val="0"/>
-                <w:sz w:val="24"/>
-              </w:rPr>
-              <w:t>ER图初稿完成并通过评审</w:t>
-            </w:r>
-          </w:p>
-        </w:tc>
-      </w:tr>
-      <w:tr>
-        <w:tc>
-          <w:tcPr>
-            <w:tcW w:type="dxa" w:w="1080"/>
-          </w:tcPr>
-          <w:p>
-            <w:r>
-              <w:rPr>
-                <w:rFonts w:ascii="Times New Roman" w:hAnsi="Times New Roman" w:eastAsia="宋体"/>
-                <w:b w:val="0"/>
-                <w:sz w:val="24"/>
-              </w:rPr>
               <w:t>2.2</w:t>
             </w:r>
           </w:p>
@@ -1238,7 +1398,7 @@
                 <w:b w:val="0"/>
                 <w:sz w:val="24"/>
               </w:rPr>
-              <w:t>成员A（后端&amp;数据）</w:t>
+              <w:t>脚本可重复执行；种子账号可登录演示。</w:t>
             </w:r>
           </w:p>
         </w:tc>
@@ -1330,128 +1490,6 @@
                 <w:b w:val="0"/>
                 <w:sz w:val="24"/>
               </w:rPr>
-              <w:t>3.1</w:t>
-            </w:r>
-          </w:p>
-        </w:tc>
-        <w:tc>
-          <w:tcPr>
-            <w:tcW w:type="dxa" w:w="1080"/>
-          </w:tcPr>
-          <w:p>
-            <w:r>
-              <w:rPr>
-                <w:rFonts w:ascii="Times New Roman" w:hAnsi="Times New Roman" w:eastAsia="宋体"/>
-                <w:b w:val="0"/>
-                <w:sz w:val="24"/>
-              </w:rPr>
-              <w:t>SpringBoot工程骨架+分层架构</w:t>
-            </w:r>
-          </w:p>
-        </w:tc>
-        <w:tc>
-          <w:tcPr>
-            <w:tcW w:type="dxa" w:w="1080"/>
-          </w:tcPr>
-          <w:p>
-            <w:r>
-              <w:rPr>
-                <w:rFonts w:ascii="Times New Roman" w:hAnsi="Times New Roman" w:eastAsia="宋体"/>
-                <w:b w:val="0"/>
-                <w:sz w:val="24"/>
-              </w:rPr>
-              <w:t>成员A（后端&amp;数据）</w:t>
-            </w:r>
-          </w:p>
-        </w:tc>
-        <w:tc>
-          <w:tcPr>
-            <w:tcW w:type="dxa" w:w="1080"/>
-          </w:tcPr>
-          <w:p>
-            <w:r>
-              <w:rPr>
-                <w:rFonts w:ascii="Times New Roman" w:hAnsi="Times New Roman" w:eastAsia="宋体"/>
-                <w:b w:val="0"/>
-                <w:sz w:val="24"/>
-              </w:rPr>
-              <w:t>#9</w:t>
-            </w:r>
-          </w:p>
-        </w:tc>
-        <w:tc>
-          <w:tcPr>
-            <w:tcW w:type="dxa" w:w="1080"/>
-          </w:tcPr>
-          <w:p>
-            <w:r>
-              <w:rPr>
-                <w:rFonts w:ascii="Times New Roman" w:hAnsi="Times New Roman" w:eastAsia="宋体"/>
-                <w:b w:val="0"/>
-                <w:sz w:val="24"/>
-              </w:rPr>
-              <w:t>第1周（10.19-10.25）</w:t>
-            </w:r>
-          </w:p>
-        </w:tc>
-        <w:tc>
-          <w:tcPr>
-            <w:tcW w:type="dxa" w:w="1080"/>
-          </w:tcPr>
-          <w:p>
-            <w:r>
-              <w:rPr>
-                <w:rFonts w:ascii="Times New Roman" w:hAnsi="Times New Roman" w:eastAsia="宋体"/>
-                <w:b w:val="0"/>
-                <w:sz w:val="24"/>
-              </w:rPr>
-              <w:t>进行中</w:t>
-            </w:r>
-          </w:p>
-        </w:tc>
-        <w:tc>
-          <w:tcPr>
-            <w:tcW w:type="dxa" w:w="1080"/>
-          </w:tcPr>
-          <w:p>
-            <w:r>
-              <w:rPr>
-                <w:rFonts w:ascii="Times New Roman" w:hAnsi="Times New Roman" w:eastAsia="宋体"/>
-                <w:b w:val="0"/>
-                <w:sz w:val="24"/>
-              </w:rPr>
-              <w:t>50%</w:t>
-            </w:r>
-          </w:p>
-        </w:tc>
-        <w:tc>
-          <w:tcPr>
-            <w:tcW w:type="dxa" w:w="1080"/>
-          </w:tcPr>
-          <w:p>
-            <w:r>
-              <w:rPr>
-                <w:rFonts w:ascii="Times New Roman" w:hAnsi="Times New Roman" w:eastAsia="宋体"/>
-                <w:b w:val="0"/>
-                <w:sz w:val="24"/>
-              </w:rPr>
-              <w:t>本地骨架搭建中，尚未推送dev</w:t>
-            </w:r>
-          </w:p>
-        </w:tc>
-      </w:tr>
-      <w:tr>
-        <w:tc>
-          <w:tcPr>
-            <w:tcW w:type="dxa" w:w="1080"/>
-          </w:tcPr>
-          <w:p>
-            <w:r>
-              <w:rPr>
-                <w:rFonts w:ascii="Times New Roman" w:hAnsi="Times New Roman" w:eastAsia="宋体"/>
-                <w:b w:val="0"/>
-                <w:sz w:val="24"/>
-              </w:rPr>
               <w:t>3.2</w:t>
             </w:r>
           </w:p>
@@ -1482,7 +1520,7 @@
                 <w:b w:val="0"/>
                 <w:sz w:val="24"/>
               </w:rPr>
-              <w:t>成员A（后端&amp;数据）</w:t>
+              <w:t>所有接口统一返回格式；无token返回401；越权访问返回403。</w:t>
             </w:r>
           </w:p>
         </w:tc>
@@ -1604,7 +1642,7 @@
                 <w:b w:val="0"/>
                 <w:sz w:val="24"/>
               </w:rPr>
-              <w:t>成员A（后端&amp;数据）</w:t>
+              <w:t>通过接口测试用例TC-04。</w:t>
             </w:r>
           </w:p>
         </w:tc>
@@ -1726,7 +1764,7 @@
                 <w:b w:val="0"/>
                 <w:sz w:val="24"/>
               </w:rPr>
-              <w:t>成员A（后端&amp;数据）</w:t>
+              <w:t>通过核心用例TC-05/06/07；重叠校验有单元测试覆盖。</w:t>
             </w:r>
           </w:p>
         </w:tc>
@@ -1848,7 +1886,7 @@
                 <w:b w:val="0"/>
                 <w:sz w:val="24"/>
               </w:rPr>
-              <w:t>成员A（后端&amp;数据）</w:t>
+              <w:t>通过用例TC-08/09；状态流转正确。</w:t>
             </w:r>
           </w:p>
         </w:tc>
@@ -1970,7 +2008,7 @@
                 <w:b w:val="0"/>
                 <w:sz w:val="24"/>
               </w:rPr>
-              <w:t>成员A（后端&amp;数据）</w:t>
+              <w:t>统计数值与数据库一致（TC-11）。</w:t>
             </w:r>
           </w:p>
         </w:tc>
@@ -2062,250 +2100,6 @@
                 <w:b w:val="0"/>
                 <w:sz w:val="24"/>
               </w:rPr>
-              <w:t>3.7</w:t>
-            </w:r>
-          </w:p>
-        </w:tc>
-        <w:tc>
-          <w:tcPr>
-            <w:tcW w:type="dxa" w:w="1080"/>
-          </w:tcPr>
-          <w:p>
-            <w:r>
-              <w:rPr>
-                <w:rFonts w:ascii="Times New Roman" w:hAnsi="Times New Roman" w:eastAsia="宋体"/>
-                <w:b w:val="0"/>
-                <w:sz w:val="24"/>
-              </w:rPr>
-              <w:t>Service层单元测试</w:t>
-            </w:r>
-          </w:p>
-        </w:tc>
-        <w:tc>
-          <w:tcPr>
-            <w:tcW w:type="dxa" w:w="1080"/>
-          </w:tcPr>
-          <w:p>
-            <w:r>
-              <w:rPr>
-                <w:rFonts w:ascii="Times New Roman" w:hAnsi="Times New Roman" w:eastAsia="宋体"/>
-                <w:b w:val="0"/>
-                <w:sz w:val="24"/>
-              </w:rPr>
-              <w:t>成员A（后端&amp;数据）</w:t>
-            </w:r>
-          </w:p>
-        </w:tc>
-        <w:tc>
-          <w:tcPr>
-            <w:tcW w:type="dxa" w:w="1080"/>
-          </w:tcPr>
-          <w:p>
-            <w:r>
-              <w:rPr>
-                <w:rFonts w:ascii="Times New Roman" w:hAnsi="Times New Roman" w:eastAsia="宋体"/>
-                <w:b w:val="0"/>
-                <w:sz w:val="24"/>
-              </w:rPr>
-              <w:t>#15</w:t>
-            </w:r>
-          </w:p>
-        </w:tc>
-        <w:tc>
-          <w:tcPr>
-            <w:tcW w:type="dxa" w:w="1080"/>
-          </w:tcPr>
-          <w:p>
-            <w:r>
-              <w:rPr>
-                <w:rFonts w:ascii="Times New Roman" w:hAnsi="Times New Roman" w:eastAsia="宋体"/>
-                <w:b w:val="0"/>
-                <w:sz w:val="24"/>
-              </w:rPr>
-              <w:t>第3周（11.02-11.08）</w:t>
-            </w:r>
-          </w:p>
-        </w:tc>
-        <w:tc>
-          <w:tcPr>
-            <w:tcW w:type="dxa" w:w="1080"/>
-          </w:tcPr>
-          <w:p>
-            <w:r>
-              <w:rPr>
-                <w:rFonts w:ascii="Times New Roman" w:hAnsi="Times New Roman" w:eastAsia="宋体"/>
-                <w:b w:val="0"/>
-                <w:sz w:val="24"/>
-              </w:rPr>
-              <w:t>待开始</w:t>
-            </w:r>
-          </w:p>
-        </w:tc>
-        <w:tc>
-          <w:tcPr>
-            <w:tcW w:type="dxa" w:w="1080"/>
-          </w:tcPr>
-          <w:p>
-            <w:r>
-              <w:rPr>
-                <w:rFonts w:ascii="Times New Roman" w:hAnsi="Times New Roman" w:eastAsia="宋体"/>
-                <w:b w:val="0"/>
-                <w:sz w:val="24"/>
-              </w:rPr>
-              <w:t>0%</w:t>
-            </w:r>
-          </w:p>
-        </w:tc>
-        <w:tc>
-          <w:tcPr>
-            <w:tcW w:type="dxa" w:w="1080"/>
-          </w:tcPr>
-          <w:p>
-            <w:r>
-              <w:rPr>
-                <w:rFonts w:ascii="Times New Roman" w:hAnsi="Times New Roman" w:eastAsia="宋体"/>
-                <w:b w:val="0"/>
-                <w:sz w:val="24"/>
-              </w:rPr>
-              <w:t>第3周</w:t>
-            </w:r>
-          </w:p>
-        </w:tc>
-      </w:tr>
-      <w:tr>
-        <w:tc>
-          <w:tcPr>
-            <w:tcW w:type="dxa" w:w="1080"/>
-          </w:tcPr>
-          <w:p>
-            <w:r>
-              <w:rPr>
-                <w:rFonts w:ascii="Times New Roman" w:hAnsi="Times New Roman" w:eastAsia="宋体"/>
-                <w:b w:val="0"/>
-                <w:sz w:val="24"/>
-              </w:rPr>
-              <w:t>4.1</w:t>
-            </w:r>
-          </w:p>
-        </w:tc>
-        <w:tc>
-          <w:tcPr>
-            <w:tcW w:type="dxa" w:w="1080"/>
-          </w:tcPr>
-          <w:p>
-            <w:r>
-              <w:rPr>
-                <w:rFonts w:ascii="Times New Roman" w:hAnsi="Times New Roman" w:eastAsia="宋体"/>
-                <w:b w:val="0"/>
-                <w:sz w:val="24"/>
-              </w:rPr>
-              <w:t>Vue工程搭建+Axios封装+页面草图</w:t>
-            </w:r>
-          </w:p>
-        </w:tc>
-        <w:tc>
-          <w:tcPr>
-            <w:tcW w:type="dxa" w:w="1080"/>
-          </w:tcPr>
-          <w:p>
-            <w:r>
-              <w:rPr>
-                <w:rFonts w:ascii="Times New Roman" w:hAnsi="Times New Roman" w:eastAsia="宋体"/>
-                <w:b w:val="0"/>
-                <w:sz w:val="24"/>
-              </w:rPr>
-              <w:t>成员B（前端&amp;交互）</w:t>
-            </w:r>
-          </w:p>
-        </w:tc>
-        <w:tc>
-          <w:tcPr>
-            <w:tcW w:type="dxa" w:w="1080"/>
-          </w:tcPr>
-          <w:p>
-            <w:r>
-              <w:rPr>
-                <w:rFonts w:ascii="Times New Roman" w:hAnsi="Times New Roman" w:eastAsia="宋体"/>
-                <w:b w:val="0"/>
-                <w:sz w:val="24"/>
-              </w:rPr>
-              <w:t>#16</w:t>
-            </w:r>
-          </w:p>
-        </w:tc>
-        <w:tc>
-          <w:tcPr>
-            <w:tcW w:type="dxa" w:w="1080"/>
-          </w:tcPr>
-          <w:p>
-            <w:r>
-              <w:rPr>
-                <w:rFonts w:ascii="Times New Roman" w:hAnsi="Times New Roman" w:eastAsia="宋体"/>
-                <w:b w:val="0"/>
-                <w:sz w:val="24"/>
-              </w:rPr>
-              <w:t>第1周（10.19-10.25）</w:t>
-            </w:r>
-          </w:p>
-        </w:tc>
-        <w:tc>
-          <w:tcPr>
-            <w:tcW w:type="dxa" w:w="1080"/>
-          </w:tcPr>
-          <w:p>
-            <w:r>
-              <w:rPr>
-                <w:rFonts w:ascii="Times New Roman" w:hAnsi="Times New Roman" w:eastAsia="宋体"/>
-                <w:b w:val="0"/>
-                <w:sz w:val="24"/>
-              </w:rPr>
-              <w:t>进行中</w:t>
-            </w:r>
-          </w:p>
-        </w:tc>
-        <w:tc>
-          <w:tcPr>
-            <w:tcW w:type="dxa" w:w="1080"/>
-          </w:tcPr>
-          <w:p>
-            <w:r>
-              <w:rPr>
-                <w:rFonts w:ascii="Times New Roman" w:hAnsi="Times New Roman" w:eastAsia="宋体"/>
-                <w:b w:val="0"/>
-                <w:sz w:val="24"/>
-              </w:rPr>
-              <w:t>50%</w:t>
-            </w:r>
-          </w:p>
-        </w:tc>
-        <w:tc>
-          <w:tcPr>
-            <w:tcW w:type="dxa" w:w="1080"/>
-          </w:tcPr>
-          <w:p>
-            <w:r>
-              <w:rPr>
-                <w:rFonts w:ascii="Times New Roman" w:hAnsi="Times New Roman" w:eastAsia="宋体"/>
-                <w:b w:val="0"/>
-                <w:sz w:val="24"/>
-              </w:rPr>
-              <w:t>本地Vue工程搭建中，尚未推送dev</w:t>
-            </w:r>
-          </w:p>
-        </w:tc>
-      </w:tr>
-      <w:tr>
-        <w:tc>
-          <w:tcPr>
-            <w:tcW w:type="dxa" w:w="1080"/>
-          </w:tcPr>
-          <w:p>
-            <w:r>
-              <w:rPr>
-                <w:rFonts w:ascii="Times New Roman" w:hAnsi="Times New Roman" w:eastAsia="宋体"/>
-                <w:b w:val="0"/>
-                <w:sz w:val="24"/>
-              </w:rPr>
               <w:t>4.2</w:t>
             </w:r>
           </w:p>
@@ -2336,7 +2130,7 @@
                 <w:b w:val="0"/>
                 <w:sz w:val="24"/>
               </w:rPr>
-              <w:t>成员B（前端&amp;交互）</w:t>
+              <w:t>通过用例TC-01/02。</w:t>
             </w:r>
           </w:p>
         </w:tc>
@@ -2458,7 +2252,7 @@
                 <w:b w:val="0"/>
                 <w:sz w:val="24"/>
               </w:rPr>
-              <w:t>成员B（前端&amp;交互）</w:t>
+              <w:t>列表与台账一致；状态展示正确。</w:t>
             </w:r>
           </w:p>
         </w:tc>
@@ -2580,7 +2374,7 @@
                 <w:b w:val="0"/>
                 <w:sz w:val="24"/>
               </w:rPr>
-              <w:t>成员B（前端&amp;交互）</w:t>
+              <w:t>通过用例TC-05/07/10；前端校验生效。</w:t>
             </w:r>
           </w:p>
         </w:tc>
@@ -2702,7 +2496,7 @@
                 <w:b w:val="0"/>
                 <w:sz w:val="24"/>
               </w:rPr>
-              <w:t>成员B（前端&amp;交互）</w:t>
+              <w:t>通过用例TC-08/09；驳回理由必填。</w:t>
             </w:r>
           </w:p>
         </w:tc>
@@ -2785,6 +2579,269 @@
       <w:tr>
         <w:tc>
           <w:tcPr>
+            <w:tcW w:type="dxa" w:w="8640"/>
+            <w:gridSpan w:val="8"/>
+            <w:shd w:val="clear" w:fill="D9D9D9"/>
+          </w:tcPr>
+          <w:p>
+            <w:r>
+              <w:rPr>
+                <w:rFonts w:ascii="黑体" w:hAnsi="黑体" w:eastAsia="黑体"/>
+                <w:b/>
+                <w:sz w:val="24"/>
+              </w:rPr>
+              <w:t>—— 第3周（11.02-11.08） ——</w:t>
+            </w:r>
+          </w:p>
+        </w:tc>
+      </w:tr>
+      <w:tr>
+        <w:tc>
+          <w:tcPr>
+            <w:tcW w:type="dxa" w:w="1080"/>
+          </w:tcPr>
+          <w:p>
+            <w:r>
+              <w:rPr>
+                <w:rFonts w:ascii="Times New Roman" w:hAnsi="Times New Roman" w:eastAsia="宋体"/>
+                <w:b w:val="0"/>
+                <w:sz w:val="24"/>
+              </w:rPr>
+              <w:t>1.5</w:t>
+            </w:r>
+          </w:p>
+        </w:tc>
+        <w:tc>
+          <w:tcPr>
+            <w:tcW w:type="dxa" w:w="1080"/>
+          </w:tcPr>
+          <w:p>
+            <w:r>
+              <w:rPr>
+                <w:rFonts w:ascii="Times New Roman" w:hAnsi="Times New Roman" w:eastAsia="宋体"/>
+                <w:b w:val="0"/>
+                <w:sz w:val="24"/>
+              </w:rPr>
+              <w:t>收尾文档（测试计划/用户手册/项目复盘）</w:t>
+            </w:r>
+          </w:p>
+        </w:tc>
+        <w:tc>
+          <w:tcPr>
+            <w:tcW w:type="dxa" w:w="1080"/>
+          </w:tcPr>
+          <w:p>
+            <w:r>
+              <w:rPr>
+                <w:rFonts w:ascii="Times New Roman" w:hAnsi="Times New Roman" w:eastAsia="宋体"/>
+                <w:b w:val="0"/>
+                <w:sz w:val="24"/>
+              </w:rPr>
+              <w:t>三份文档定稿并入库；用户手册与最终功能一致。</w:t>
+            </w:r>
+          </w:p>
+        </w:tc>
+        <w:tc>
+          <w:tcPr>
+            <w:tcW w:type="dxa" w:w="1080"/>
+          </w:tcPr>
+          <w:p>
+            <w:r>
+              <w:rPr>
+                <w:rFonts w:ascii="Times New Roman" w:hAnsi="Times New Roman" w:eastAsia="宋体"/>
+                <w:b w:val="0"/>
+                <w:sz w:val="24"/>
+              </w:rPr>
+              <w:t>#5</w:t>
+            </w:r>
+          </w:p>
+        </w:tc>
+        <w:tc>
+          <w:tcPr>
+            <w:tcW w:type="dxa" w:w="1080"/>
+          </w:tcPr>
+          <w:p>
+            <w:r>
+              <w:rPr>
+                <w:rFonts w:ascii="Times New Roman" w:hAnsi="Times New Roman" w:eastAsia="宋体"/>
+                <w:b w:val="0"/>
+                <w:sz w:val="24"/>
+              </w:rPr>
+              <w:t>第3周（11.02-11.08）</w:t>
+            </w:r>
+          </w:p>
+        </w:tc>
+        <w:tc>
+          <w:tcPr>
+            <w:tcW w:type="dxa" w:w="1080"/>
+          </w:tcPr>
+          <w:p>
+            <w:r>
+              <w:rPr>
+                <w:rFonts w:ascii="Times New Roman" w:hAnsi="Times New Roman" w:eastAsia="宋体"/>
+                <w:b w:val="0"/>
+                <w:sz w:val="24"/>
+              </w:rPr>
+              <w:t>待开始</w:t>
+            </w:r>
+          </w:p>
+        </w:tc>
+        <w:tc>
+          <w:tcPr>
+            <w:tcW w:type="dxa" w:w="1080"/>
+          </w:tcPr>
+          <w:p>
+            <w:r>
+              <w:rPr>
+                <w:rFonts w:ascii="Times New Roman" w:hAnsi="Times New Roman" w:eastAsia="宋体"/>
+                <w:b w:val="0"/>
+                <w:sz w:val="24"/>
+              </w:rPr>
+              <w:t>0%</w:t>
+            </w:r>
+          </w:p>
+        </w:tc>
+        <w:tc>
+          <w:tcPr>
+            <w:tcW w:type="dxa" w:w="1080"/>
+          </w:tcPr>
+          <w:p>
+            <w:r>
+              <w:rPr>
+                <w:rFonts w:ascii="Times New Roman" w:hAnsi="Times New Roman" w:eastAsia="宋体"/>
+                <w:b w:val="0"/>
+                <w:sz w:val="24"/>
+              </w:rPr>
+              <w:t>测试计划/用户手册/项目复盘初稿已出，定稿在第2~3周</w:t>
+            </w:r>
+          </w:p>
+        </w:tc>
+      </w:tr>
+      <w:tr>
+        <w:tc>
+          <w:tcPr>
+            <w:tcW w:type="dxa" w:w="1080"/>
+          </w:tcPr>
+          <w:p>
+            <w:r>
+              <w:rPr>
+                <w:rFonts w:ascii="Times New Roman" w:hAnsi="Times New Roman" w:eastAsia="宋体"/>
+                <w:b w:val="0"/>
+                <w:sz w:val="24"/>
+              </w:rPr>
+              <w:t>3.7</w:t>
+            </w:r>
+          </w:p>
+        </w:tc>
+        <w:tc>
+          <w:tcPr>
+            <w:tcW w:type="dxa" w:w="1080"/>
+          </w:tcPr>
+          <w:p>
+            <w:r>
+              <w:rPr>
+                <w:rFonts w:ascii="Times New Roman" w:hAnsi="Times New Roman" w:eastAsia="宋体"/>
+                <w:b w:val="0"/>
+                <w:sz w:val="24"/>
+              </w:rPr>
+              <w:t>Service层单元测试</w:t>
+            </w:r>
+          </w:p>
+        </w:tc>
+        <w:tc>
+          <w:tcPr>
+            <w:tcW w:type="dxa" w:w="1080"/>
+          </w:tcPr>
+          <w:p>
+            <w:r>
+              <w:rPr>
+                <w:rFonts w:ascii="Times New Roman" w:hAnsi="Times New Roman" w:eastAsia="宋体"/>
+                <w:b w:val="0"/>
+                <w:sz w:val="24"/>
+              </w:rPr>
+              <w:t>核心逻辑覆盖率达标；测试可一键执行通过。</w:t>
+            </w:r>
+          </w:p>
+        </w:tc>
+        <w:tc>
+          <w:tcPr>
+            <w:tcW w:type="dxa" w:w="1080"/>
+          </w:tcPr>
+          <w:p>
+            <w:r>
+              <w:rPr>
+                <w:rFonts w:ascii="Times New Roman" w:hAnsi="Times New Roman" w:eastAsia="宋体"/>
+                <w:b w:val="0"/>
+                <w:sz w:val="24"/>
+              </w:rPr>
+              <w:t>#15</w:t>
+            </w:r>
+          </w:p>
+        </w:tc>
+        <w:tc>
+          <w:tcPr>
+            <w:tcW w:type="dxa" w:w="1080"/>
+          </w:tcPr>
+          <w:p>
+            <w:r>
+              <w:rPr>
+                <w:rFonts w:ascii="Times New Roman" w:hAnsi="Times New Roman" w:eastAsia="宋体"/>
+                <w:b w:val="0"/>
+                <w:sz w:val="24"/>
+              </w:rPr>
+              <w:t>第3周（11.02-11.08）</w:t>
+            </w:r>
+          </w:p>
+        </w:tc>
+        <w:tc>
+          <w:tcPr>
+            <w:tcW w:type="dxa" w:w="1080"/>
+          </w:tcPr>
+          <w:p>
+            <w:r>
+              <w:rPr>
+                <w:rFonts w:ascii="Times New Roman" w:hAnsi="Times New Roman" w:eastAsia="宋体"/>
+                <w:b w:val="0"/>
+                <w:sz w:val="24"/>
+              </w:rPr>
+              <w:t>待开始</w:t>
+            </w:r>
+          </w:p>
+        </w:tc>
+        <w:tc>
+          <w:tcPr>
+            <w:tcW w:type="dxa" w:w="1080"/>
+          </w:tcPr>
+          <w:p>
+            <w:r>
+              <w:rPr>
+                <w:rFonts w:ascii="Times New Roman" w:hAnsi="Times New Roman" w:eastAsia="宋体"/>
+                <w:b w:val="0"/>
+                <w:sz w:val="24"/>
+              </w:rPr>
+              <w:t>0%</w:t>
+            </w:r>
+          </w:p>
+        </w:tc>
+        <w:tc>
+          <w:tcPr>
+            <w:tcW w:type="dxa" w:w="1080"/>
+          </w:tcPr>
+          <w:p>
+            <w:r>
+              <w:rPr>
+                <w:rFonts w:ascii="Times New Roman" w:hAnsi="Times New Roman" w:eastAsia="宋体"/>
+                <w:b w:val="0"/>
+                <w:sz w:val="24"/>
+              </w:rPr>
+              <w:t>第3周</w:t>
+            </w:r>
+          </w:p>
+        </w:tc>
+      </w:tr>
+      <w:tr>
+        <w:tc>
+          <w:tcPr>
             <w:tcW w:type="dxa" w:w="1080"/>
           </w:tcPr>
           <w:p>
@@ -2824,7 +2881,7 @@
                 <w:b w:val="0"/>
                 <w:sz w:val="24"/>
               </w:rPr>
-              <w:t>成员B（前端&amp;交互）</w:t>
+              <w:t>图表数据与统计接口一致（TC-11）。</w:t>
             </w:r>
           </w:p>
         </w:tc>
@@ -2946,7 +3003,7 @@
                 <w:b w:val="0"/>
                 <w:sz w:val="24"/>
               </w:rPr>
-              <w:t>全员</w:t>
+              <w:t>核心业务流程无阻断缺陷。</w:t>
             </w:r>
           </w:p>
         </w:tc>
@@ -3068,7 +3125,7 @@
                 <w:b w:val="0"/>
                 <w:sz w:val="24"/>
               </w:rPr>
-              <w:t>成员C牵头，全员</w:t>
+              <w:t>核心用例100%通过；测试报告入库。</w:t>
             </w:r>
           </w:p>
         </w:tc>
@@ -3190,7 +3247,7 @@
                 <w:b w:val="0"/>
                 <w:sz w:val="24"/>
               </w:rPr>
-              <w:t>全员</w:t>
+              <w:t>v1.0标签存在；交付物清单核对完成；复盘报告定稿。</w:t>
             </w:r>
           </w:p>
         </w:tc>
